--- a/manuscript/Response_Letter.docx
+++ b/manuscript/Response_Letter.docx
@@ -905,7 +905,7 @@
           <w:bCs/>
           <w:b/>
         </w:rPr>
-        <w:t xml:space="preserve">Response (Revised manuscript, Lines 165-315).</w:t>
+        <w:t xml:space="preserve">Response (Revised manuscript, Lines 165-316).</w:t>
       </w:r>
     </w:p>
     <w:p>
@@ -992,7 +992,7 @@
           <w:bCs/>
           <w:b/>
         </w:rPr>
-        <w:t xml:space="preserve">Response (Revised manuscript, Lines 334-377).</w:t>
+        <w:t xml:space="preserve">Response (Revised manuscript, Lines 335-378).</w:t>
       </w:r>
     </w:p>
     <w:p>
@@ -1185,7 +1185,7 @@
           <w:bCs/>
           <w:b/>
         </w:rPr>
-        <w:t xml:space="preserve">Response (Revised manuscript, Lines 438-506).</w:t>
+        <w:t xml:space="preserve">Response (Revised manuscript, Lines 441-509).</w:t>
       </w:r>
     </w:p>
     <w:p>
@@ -1248,7 +1248,7 @@
           <w:bCs/>
           <w:b/>
         </w:rPr>
-        <w:t xml:space="preserve">Response (Revised manuscript, Lines 319-322, 531-598; Appendix D, Lines 1489-1491, Table A4).</w:t>
+        <w:t xml:space="preserve">Response (Revised manuscript, Lines 319-322, 534-601; Appendix D, Lines 1489-1491, Table A4).</w:t>
       </w:r>
     </w:p>
     <w:p>
@@ -1618,7 +1618,7 @@
           <w:bCs/>
           <w:b/>
         </w:rPr>
-        <w:t xml:space="preserve">Response (Revised manuscript, Lines 733-770, Algorithm 1).</w:t>
+        <w:t xml:space="preserve">Response (Revised manuscript, Lines 738-775, Algorithm 1).</w:t>
       </w:r>
     </w:p>
     <w:p>
@@ -1913,7 +1913,7 @@
           <w:bCs/>
           <w:b/>
         </w:rPr>
-        <w:t xml:space="preserve">Response (Revised manuscript, Lines 399–400, 602–603, 955–1015, 1122–1136, 1137–1238).</w:t>
+        <w:t xml:space="preserve">Response (Revised manuscript, Lines 399–400, 602–603, 955–1015, 1129–1143, 1144–1247).</w:t>
       </w:r>
     </w:p>
     <w:p>
@@ -1945,7 +1945,7 @@
         <w:pStyle w:val="BodyText"/>
       </w:pPr>
       <w:r>
-        <w:t xml:space="preserve">Style-deviation separability is reported in Section 4.7 (Lines 1122–1136, Fig. 5) on real features: the style-to-content energy ratio is 26 on PACS and 7 on OfficeHome, the domain signal is strong, and cross-domain class leakage stays near chance; the OfficeHome result is stated precisely as limited class-separated style deviation.</w:t>
+        <w:t xml:space="preserve">Style-deviation separability is reported in Section 4.7 (Lines 1129–1143, Fig. 5) on real features: the style-to-content energy ratio is 26 on PACS and 7 on OfficeHome, the domain signal is strong, and cross-domain class leakage stays near chance; the OfficeHome result is stated precisely as limited class-separated style deviation.</w:t>
       </w:r>
     </w:p>
     <w:p>
@@ -1953,7 +1953,7 @@
         <w:pStyle w:val="BodyText"/>
       </w:pPr>
       <w:r>
-        <w:t xml:space="preserve">Mechanism diagnostics are given in Section 4.8 (Lines 1137–1238, Fig. 6), including the gate-by-penalty comparison and the checkpoint-count, fallback, and gate-pressure analyses.</w:t>
+        <w:t xml:space="preserve">Mechanism diagnostics are given in Section 4.8 (Lines 1144–1247, Fig. 6), including the gate-by-penalty comparison and the checkpoint-count, fallback, and gate-pressure analyses.</w:t>
       </w:r>
     </w:p>
     <w:p>
@@ -2005,7 +2005,7 @@
           <w:bCs/>
           <w:b/>
         </w:rPr>
-        <w:t xml:space="preserve">Response (Revised manuscript, Lines 802–1211, 1473–1502).</w:t>
+        <w:t xml:space="preserve">Response (Revised manuscript, Lines 802–1212, 1473–1502).</w:t>
       </w:r>
     </w:p>
     <w:p>
@@ -2127,7 +2127,7 @@
           <w:bCs/>
           <w:b/>
         </w:rPr>
-        <w:t xml:space="preserve">Response (Revised manuscript, Lines 1239–1382, 1383–1433).</w:t>
+        <w:t xml:space="preserve">Response (Revised manuscript, Lines 1248–1377, 1394–1472).</w:t>
       </w:r>
     </w:p>
     <w:p>
@@ -2278,7 +2278,7 @@
           <w:bCs/>
           <w:b/>
         </w:rPr>
-        <w:t xml:space="preserve">Response (Revised manuscript, Lines 802–1211, 1473–1502).</w:t>
+        <w:t xml:space="preserve">Response (Revised manuscript, Lines 802–1212, 1473–1502).</w:t>
       </w:r>
     </w:p>
     <w:p>
@@ -2538,7 +2538,7 @@
           <w:bCs/>
           <w:b/>
         </w:rPr>
-        <w:t xml:space="preserve">Response (Revised manuscript, Lines 17–34, 37–155, 441–696, 1239–1318).</w:t>
+        <w:t xml:space="preserve">Response (Revised manuscript, Lines 17–34, 37–155, 441–696, 1248–1318).</w:t>
       </w:r>
     </w:p>
     <w:p>
@@ -3380,7 +3380,7 @@
           <w:bCs/>
           <w:b/>
         </w:rPr>
-        <w:t xml:space="preserve">Response (Revised manuscript, Lines 418–499).</w:t>
+        <w:t xml:space="preserve">Response (Revised manuscript, Lines 418–509).</w:t>
       </w:r>
     </w:p>
     <w:p>
@@ -3621,7 +3621,7 @@
           <w:bCs/>
           <w:b/>
         </w:rPr>
-        <w:t xml:space="preserve">Response (Revised manuscript, Lines 534–596).</w:t>
+        <w:t xml:space="preserve">Response (Revised manuscript, Lines 534–601).</w:t>
       </w:r>
     </w:p>
     <w:p>
@@ -4237,7 +4237,7 @@
           <w:bCs/>
           <w:b/>
         </w:rPr>
-        <w:t xml:space="preserve">Response (Revised manuscript, Lines 644–673).</w:t>
+        <w:t xml:space="preserve">Response (Revised manuscript, Lines 644–672).</w:t>
       </w:r>
     </w:p>
     <w:p>

--- a/manuscript/Response_Letter.docx
+++ b/manuscript/Response_Letter.docx
@@ -190,7 +190,7 @@
         <w:pStyle w:val="BodyText"/>
       </w:pPr>
       <w:r>
-        <w:t xml:space="preserve">All changes are marked in blue (additions) and red with strikethrough (deletions) in the tracked manuscript. Below we reproduce each reviewer comment in full and respond point by point. All line numbers refer to the tracked-changes version of the revised manuscript (PDF).</w:t>
+        <w:t xml:space="preserve">All changes are marked in blue (additions) and red with strikethrough (deletions) in the tracked manuscript (CIFA_Electronics_tracked.pdf). Below we reproduce each reviewer comment in full and respond point by point. All line numbers refer to the tracked-changes version of the revised manuscript (PDF).</w:t>
       </w:r>
     </w:p>
     <w:p>

--- a/manuscript/Response_Letter.docx
+++ b/manuscript/Response_Letter.docx
@@ -96,7 +96,7 @@
         <w:t xml:space="preserve"> </w:t>
       </w:r>
       <w:r>
-        <w:t xml:space="preserve">27 October 2026</w:t>
+        <w:t xml:space="preserve">28 October 2026</w:t>
       </w:r>
     </w:p>
     <w:p>
